--- a/applications/zillow-video-content-producer/build/Joshua_Chappell_Resume_Zillow.docx
+++ b/applications/zillow-video-content-producer/build/Joshua_Chappell_Resume_Zillow.docx
@@ -33,7 +33,7 @@
         </w:rPr>
         <w:t xml:space="preserve">Mesa, AZ  •  480-586-7959  •  </w:t>
       </w:r>
-      <w:hyperlink w:history="1" r:id="rIdb477pbeoabypjiaryjvso">
+      <w:hyperlink w:history="1" r:id="rIdex_iz17wufohatuiayjsq">
         <w:r>
           <w:rPr>
             <w:rFonts w:ascii="Calibri" w:cs="Calibri" w:eastAsia="Calibri" w:hAnsi="Calibri"/>
@@ -49,7 +49,7 @@
       <w:pPr>
         <w:jc w:val="center"/>
       </w:pPr>
-      <w:hyperlink w:history="1" r:id="rIdefq6bibwwb875yls3ywre">
+      <w:hyperlink w:history="1" r:id="rId_flxcouzv12vsqqr-5brk">
         <w:r>
           <w:rPr>
             <w:rFonts w:ascii="Calibri" w:cs="Calibri" w:eastAsia="Calibri" w:hAnsi="Calibri"/>
@@ -69,7 +69,7 @@
         </w:rPr>
         <w:t xml:space="preserve">  •  </w:t>
       </w:r>
-      <w:hyperlink w:history="1" r:id="rId_o1bpd-ggtweripic8kml">
+      <w:hyperlink w:history="1" r:id="rId_oom2giz38fcpzdydysfz">
         <w:r>
           <w:rPr>
             <w:rFonts w:ascii="Calibri" w:cs="Calibri" w:eastAsia="Calibri" w:hAnsi="Calibri"/>
@@ -89,7 +89,7 @@
         </w:rPr>
         <w:t xml:space="preserve">  •  </w:t>
       </w:r>
-      <w:hyperlink w:history="1" r:id="rIdlxa7hgf3nasquyo5dlcda">
+      <w:hyperlink w:history="1" r:id="rIdndhjxhpiveimejqem0prg">
         <w:r>
           <w:rPr>
             <w:rFonts w:ascii="Calibri" w:cs="Calibri" w:eastAsia="Calibri" w:hAnsi="Calibri"/>
@@ -391,7 +391,7 @@
           <w:sz w:val="21"/>
           <w:szCs w:val="21"/>
         </w:rPr>
-        <w:t xml:space="preserve">Reached over a million people on YouTube teaching cutting-edge post production techniques.</w:t>
+        <w:t xml:space="preserve">Reached over a million people on YouTube teaching post production techniques.</w:t>
       </w:r>
     </w:p>
     <w:p>
@@ -580,7 +580,7 @@
           <w:sz w:val="21"/>
           <w:szCs w:val="21"/>
         </w:rPr>
-        <w:t xml:space="preserve">Synchronized with Communications teams across legislative bodies and chambers to execute projects effectively.</w:t>
+        <w:t xml:space="preserve">Synchronized with Communications teams across legislative bodies and chambers to execute projects.</w:t>
       </w:r>
     </w:p>
     <w:p>
@@ -603,7 +603,7 @@
           <w:sz w:val="21"/>
           <w:szCs w:val="21"/>
         </w:rPr>
-        <w:t xml:space="preserve">Documented Robert F. Kennedy Jr. and the AZ Speaker of the House on RED and Canon cinema cameras.</w:t>
+        <w:t xml:space="preserve">Documented prominent figures such as Robert F. Kennedy Jr. and the AZ Speaker of the House; deployed RED and Canon cinema cameras daily.</w:t>
       </w:r>
     </w:p>
     <w:p>
